--- a/acts-sermons/docx/56_2027-11-07_주의말씀이힘이있어흥왕하니라_행19장11-20절.docx
+++ b/acts-sermons/docx/56_2027-11-07_주의말씀이힘이있어흥왕하니라_행19장11-20절.docx
@@ -1170,7 +1170,7 @@
           <w:sz w:val="24"/>
           <w:szCs w:val="24"/>
         </w:rPr>
-        <w:t xml:space="preserve">에베소 성도들처럼 숨기지 말고 하나님 앞에 자복하십시오. 필요하다면 믿을 만한 영적 지도자나 신실한 지체에게 고백하고 도움을 구하십시오. “서로 죄를 고백하며 병이 낫기를 위하여 서로 기도하라”(약 5:16). 그리고 돌아갈 길을 남겨 두지 마십시오. 앱을 지우고, 관계를 정리하고, 물건을 버리십시오. 그것이 아무리 값비싼 것이라도, 그리스도보다 귀하지 않습니다.</w:t>
+        <w:t xml:space="preserve">에베소 성도들처럼 숨기지 말고 하나님 앞에 자복하십시오. 필요하다면 믿을 만한 영적 지도자나 신실한 지체에게 고백하고 도움을 구하십시오. “너희 죄를 서로 고백하며 병이 낫기를 위하여 서로 기도하라”(약 5:16). 그리고 돌아갈 길을 남겨 두지 마십시오. 앱을 지우고, 관계를 정리하고, 물건을 버리십시오. 그것이 아무리 값비싼 것이라도, 그리스도보다 귀하지 않습니다.</w:t>
       </w:r>
     </w:p>
     <w:p>
